--- a/sodp/_begrunnelse-online-deliberativ-meningsmåling.docx
+++ b/sodp/_begrunnelse-online-deliberativ-meningsmåling.docx
@@ -864,7 +864,25 @@
         <w:t xml:space="preserve"> </w:t>
       </w:r>
       <w:r>
-        <w:t xml:space="preserve">Deltakerne kan med rimelighet få beskrevet konkret for dem hvilken risiko det innebærer for at personidentifiserbar informasjon kan bli fanget opp av aktører utenfor EU/EØS.</w:t>
+        <w:t xml:space="preserve">Behandlingen er begrenset både i omfang (mengde opplysninger) og varighet.</w:t>
+      </w:r>
+      <w:r>
+        <w:t xml:space="preserve"> </w:t>
+      </w:r>
+      <w:r>
+        <w:t xml:space="preserve">Det vektlegges videre at det er bruk av en programvare utviklet ved Stanford med unik funksjonalitet som er skreddersydd for prosjektet.</w:t>
+      </w:r>
+      <w:r>
+        <w:t xml:space="preserve"> </w:t>
+      </w:r>
+      <w:r>
+        <w:t xml:space="preserve">Den uavklarte situasjonen etter Schrems II-dommen gjør også at dette er en særlig situasjon.</w:t>
+      </w:r>
+      <w:r>
+        <w:t xml:space="preserve"> </w:t>
+      </w:r>
+      <w:r>
+        <w:t xml:space="preserve">Det er vesentlig at Ddeltakerne kan med rimelighet få beskrevet konkret for dem hvilken risiko det innebærer for at personidentifiserbar informasjon kan bli fanget opp av aktører utenfor EU/EØS.</w:t>
       </w:r>
       <w:r>
         <w:t xml:space="preserve"> </w:t>
